--- a/site/docs/localtranscript-trattamento-dei-dati-it.docx
+++ b/site/docs/localtranscript-trattamento-dei-dati-it.docx
@@ -527,7 +527,7 @@
         <w:rPr>
           <w:rStyle w:val="VerbatimChar"/>
         </w:rPr>
-        <w:t xml:space="preserve">.enrich.zip</w:t>
+        <w:t xml:space="preserve">.enrich</w:t>
       </w:r>
       <w:r>
         <w:t xml:space="preserve">) vengono scritti dove chi opera</w:t>
